--- a/會議記錄/35防止sql注入攻擊設定.docx
+++ b/會議記錄/35防止sql注入攻擊設定.docx
@@ -255,9 +255,113 @@
     <w:p>
       <w:pPr>
         <w:rPr>
+          <w:b/>
+          <w:bCs/>
+        </w:rPr>
+      </w:pPr>
+      <w:r>
+        <w:rPr>
+          <w:rFonts w:ascii="Segoe UI Emoji" w:hAnsi="Segoe UI Emoji" w:cs="Segoe UI Emoji"/>
+          <w:b/>
+          <w:bCs/>
+        </w:rPr>
+        <w:t>🔐</w:t>
+      </w:r>
+      <w:r>
+        <w:rPr>
+          <w:b/>
+          <w:bCs/>
+        </w:rPr>
+        <w:t xml:space="preserve"> 3. </w:t>
+      </w:r>
+      <w:r>
+        <w:rPr>
+          <w:b/>
+          <w:bCs/>
+        </w:rPr>
+        <w:t>輸入字數上限前端限制</w:t>
+      </w:r>
+    </w:p>
+    <w:p>
+      <w:pPr>
+        <w:numPr>
+          <w:ilvl w:val="0"/>
+          <w:numId w:val="3"/>
+        </w:numPr>
+      </w:pPr>
+      <w:r>
+        <w:rPr>
+          <w:rFonts w:ascii="Segoe UI Emoji" w:hAnsi="Segoe UI Emoji" w:cs="Segoe UI Emoji"/>
+        </w:rPr>
+        <w:t>✅</w:t>
+      </w:r>
+      <w:r>
+        <w:t xml:space="preserve"> title </w:t>
+      </w:r>
+      <w:r>
+        <w:t>限</w:t>
+      </w:r>
+      <w:r>
+        <w:t xml:space="preserve"> 30 </w:t>
+      </w:r>
+      <w:r>
+        <w:t>字、</w:t>
+      </w:r>
+      <w:r>
+        <w:t xml:space="preserve">content </w:t>
+      </w:r>
+      <w:r>
+        <w:t>限</w:t>
+      </w:r>
+      <w:r>
+        <w:t xml:space="preserve"> 300 </w:t>
+      </w:r>
+      <w:r>
+        <w:t>字。</w:t>
+      </w:r>
+    </w:p>
+    <w:p>
+      <w:pPr>
+        <w:numPr>
+          <w:ilvl w:val="0"/>
+          <w:numId w:val="3"/>
+        </w:numPr>
+      </w:pPr>
+      <w:r>
+        <w:rPr>
+          <w:rFonts w:ascii="Segoe UI Emoji" w:hAnsi="Segoe UI Emoji" w:cs="Segoe UI Emoji"/>
+        </w:rPr>
+        <w:t>✅</w:t>
+      </w:r>
+      <w:r>
+        <w:t xml:space="preserve"> </w:t>
+      </w:r>
+      <w:r>
+        <w:t>前端會即時偵測並禁用按鈕防止超過。</w:t>
+      </w:r>
+    </w:p>
+    <w:p>
+      <w:pPr>
+        <w:numPr>
+          <w:ilvl w:val="0"/>
+          <w:numId w:val="3"/>
+        </w:numPr>
+        <w:rPr>
           <w:rFonts w:hint="eastAsia"/>
         </w:rPr>
       </w:pPr>
+      <w:r>
+        <w:rPr>
+          <w:rFonts w:ascii="Segoe UI Emoji" w:hAnsi="Segoe UI Emoji" w:cs="Segoe UI Emoji"/>
+        </w:rPr>
+        <w:t>✅</w:t>
+      </w:r>
+      <w:r>
+        <w:t xml:space="preserve"> </w:t>
+      </w:r>
+      <w:r>
+        <w:t>避免資料庫爆炸或錯誤</w:t>
+      </w:r>
     </w:p>
     <w:sectPr>
       <w:pgSz w:w="11906" w:h="16838"/>
@@ -619,11 +723,163 @@
       </w:rPr>
     </w:lvl>
   </w:abstractNum>
+  <w:abstractNum w:abstractNumId="2" w15:restartNumberingAfterBreak="0">
+    <w:nsid w:val="71B863A0"/>
+    <w:multiLevelType w:val="multilevel"/>
+    <w:tmpl w:val="9E34D24E"/>
+    <w:lvl w:ilvl="0">
+      <w:start w:val="1"/>
+      <w:numFmt w:val="bullet"/>
+      <w:lvlText w:val=""/>
+      <w:lvlJc w:val="left"/>
+      <w:pPr>
+        <w:tabs>
+          <w:tab w:val="num" w:pos="720"/>
+        </w:tabs>
+        <w:ind w:left="720" w:hanging="360"/>
+      </w:pPr>
+      <w:rPr>
+        <w:rFonts w:ascii="Symbol" w:hAnsi="Symbol" w:hint="default"/>
+        <w:sz w:val="20"/>
+      </w:rPr>
+    </w:lvl>
+    <w:lvl w:ilvl="1" w:tentative="1">
+      <w:start w:val="1"/>
+      <w:numFmt w:val="bullet"/>
+      <w:lvlText w:val="o"/>
+      <w:lvlJc w:val="left"/>
+      <w:pPr>
+        <w:tabs>
+          <w:tab w:val="num" w:pos="1440"/>
+        </w:tabs>
+        <w:ind w:left="1440" w:hanging="360"/>
+      </w:pPr>
+      <w:rPr>
+        <w:rFonts w:ascii="Courier New" w:hAnsi="Courier New" w:hint="default"/>
+        <w:sz w:val="20"/>
+      </w:rPr>
+    </w:lvl>
+    <w:lvl w:ilvl="2" w:tentative="1">
+      <w:start w:val="1"/>
+      <w:numFmt w:val="bullet"/>
+      <w:lvlText w:val=""/>
+      <w:lvlJc w:val="left"/>
+      <w:pPr>
+        <w:tabs>
+          <w:tab w:val="num" w:pos="2160"/>
+        </w:tabs>
+        <w:ind w:left="2160" w:hanging="360"/>
+      </w:pPr>
+      <w:rPr>
+        <w:rFonts w:ascii="Wingdings" w:hAnsi="Wingdings" w:hint="default"/>
+        <w:sz w:val="20"/>
+      </w:rPr>
+    </w:lvl>
+    <w:lvl w:ilvl="3" w:tentative="1">
+      <w:start w:val="1"/>
+      <w:numFmt w:val="bullet"/>
+      <w:lvlText w:val=""/>
+      <w:lvlJc w:val="left"/>
+      <w:pPr>
+        <w:tabs>
+          <w:tab w:val="num" w:pos="2880"/>
+        </w:tabs>
+        <w:ind w:left="2880" w:hanging="360"/>
+      </w:pPr>
+      <w:rPr>
+        <w:rFonts w:ascii="Wingdings" w:hAnsi="Wingdings" w:hint="default"/>
+        <w:sz w:val="20"/>
+      </w:rPr>
+    </w:lvl>
+    <w:lvl w:ilvl="4" w:tentative="1">
+      <w:start w:val="1"/>
+      <w:numFmt w:val="bullet"/>
+      <w:lvlText w:val=""/>
+      <w:lvlJc w:val="left"/>
+      <w:pPr>
+        <w:tabs>
+          <w:tab w:val="num" w:pos="3600"/>
+        </w:tabs>
+        <w:ind w:left="3600" w:hanging="360"/>
+      </w:pPr>
+      <w:rPr>
+        <w:rFonts w:ascii="Wingdings" w:hAnsi="Wingdings" w:hint="default"/>
+        <w:sz w:val="20"/>
+      </w:rPr>
+    </w:lvl>
+    <w:lvl w:ilvl="5" w:tentative="1">
+      <w:start w:val="1"/>
+      <w:numFmt w:val="bullet"/>
+      <w:lvlText w:val=""/>
+      <w:lvlJc w:val="left"/>
+      <w:pPr>
+        <w:tabs>
+          <w:tab w:val="num" w:pos="4320"/>
+        </w:tabs>
+        <w:ind w:left="4320" w:hanging="360"/>
+      </w:pPr>
+      <w:rPr>
+        <w:rFonts w:ascii="Wingdings" w:hAnsi="Wingdings" w:hint="default"/>
+        <w:sz w:val="20"/>
+      </w:rPr>
+    </w:lvl>
+    <w:lvl w:ilvl="6" w:tentative="1">
+      <w:start w:val="1"/>
+      <w:numFmt w:val="bullet"/>
+      <w:lvlText w:val=""/>
+      <w:lvlJc w:val="left"/>
+      <w:pPr>
+        <w:tabs>
+          <w:tab w:val="num" w:pos="5040"/>
+        </w:tabs>
+        <w:ind w:left="5040" w:hanging="360"/>
+      </w:pPr>
+      <w:rPr>
+        <w:rFonts w:ascii="Wingdings" w:hAnsi="Wingdings" w:hint="default"/>
+        <w:sz w:val="20"/>
+      </w:rPr>
+    </w:lvl>
+    <w:lvl w:ilvl="7" w:tentative="1">
+      <w:start w:val="1"/>
+      <w:numFmt w:val="bullet"/>
+      <w:lvlText w:val=""/>
+      <w:lvlJc w:val="left"/>
+      <w:pPr>
+        <w:tabs>
+          <w:tab w:val="num" w:pos="5760"/>
+        </w:tabs>
+        <w:ind w:left="5760" w:hanging="360"/>
+      </w:pPr>
+      <w:rPr>
+        <w:rFonts w:ascii="Wingdings" w:hAnsi="Wingdings" w:hint="default"/>
+        <w:sz w:val="20"/>
+      </w:rPr>
+    </w:lvl>
+    <w:lvl w:ilvl="8" w:tentative="1">
+      <w:start w:val="1"/>
+      <w:numFmt w:val="bullet"/>
+      <w:lvlText w:val=""/>
+      <w:lvlJc w:val="left"/>
+      <w:pPr>
+        <w:tabs>
+          <w:tab w:val="num" w:pos="6480"/>
+        </w:tabs>
+        <w:ind w:left="6480" w:hanging="360"/>
+      </w:pPr>
+      <w:rPr>
+        <w:rFonts w:ascii="Wingdings" w:hAnsi="Wingdings" w:hint="default"/>
+        <w:sz w:val="20"/>
+      </w:rPr>
+    </w:lvl>
+  </w:abstractNum>
   <w:num w:numId="1" w16cid:durableId="787547009">
     <w:abstractNumId w:val="0"/>
   </w:num>
   <w:num w:numId="2" w16cid:durableId="1668942446">
     <w:abstractNumId w:val="1"/>
+  </w:num>
+  <w:num w:numId="3" w16cid:durableId="1031220738">
+    <w:abstractNumId w:val="2"/>
   </w:num>
 </w:numbering>
 </file>

--- a/會議記錄/35防止sql注入攻擊設定.docx
+++ b/會議記錄/35防止sql注入攻擊設定.docx
@@ -145,7 +145,6 @@
         </w:rPr>
         <w:t xml:space="preserve"> Django ORM </w:t>
       </w:r>
-      <w:proofErr w:type="gramStart"/>
       <w:r>
         <w:rPr>
           <w:b/>
@@ -153,7 +152,6 @@
         </w:rPr>
         <w:t>儲存貼文資料</w:t>
       </w:r>
-      <w:proofErr w:type="gramEnd"/>
     </w:p>
     <w:p>
       <w:pPr>
@@ -175,20 +173,7 @@
         <w:t>使用</w:t>
       </w:r>
       <w:r>
-        <w:t xml:space="preserve"> </w:t>
-      </w:r>
-      <w:proofErr w:type="spellStart"/>
-      <w:r>
-        <w:t>ChatInteraction.</w:t>
-      </w:r>
-      <w:proofErr w:type="gramStart"/>
-      <w:r>
-        <w:t>objects.create</w:t>
-      </w:r>
-      <w:proofErr w:type="spellEnd"/>
-      <w:proofErr w:type="gramEnd"/>
-      <w:r>
-        <w:t xml:space="preserve">(...) </w:t>
+        <w:t xml:space="preserve"> ChatInteraction.objects.create(...) </w:t>
       </w:r>
       <w:r>
         <w:t>建立貼文。</w:t>
@@ -346,13 +331,104 @@
           <w:ilvl w:val="0"/>
           <w:numId w:val="3"/>
         </w:numPr>
+      </w:pPr>
+      <w:r>
+        <w:rPr>
+          <w:rFonts w:ascii="Segoe UI Emoji" w:hAnsi="Segoe UI Emoji" w:cs="Segoe UI Emoji"/>
+        </w:rPr>
+        <w:t>✅</w:t>
+      </w:r>
+      <w:r>
+        <w:t xml:space="preserve"> </w:t>
+      </w:r>
+      <w:r>
+        <w:t>避免資料庫爆炸或錯誤</w:t>
+      </w:r>
+    </w:p>
+    <w:p>
+      <w:pPr>
         <w:rPr>
           <w:rFonts w:hint="eastAsia"/>
+          <w:b/>
+          <w:bCs/>
         </w:rPr>
       </w:pPr>
       <w:r>
         <w:rPr>
           <w:rFonts w:ascii="Segoe UI Emoji" w:hAnsi="Segoe UI Emoji" w:cs="Segoe UI Emoji"/>
+          <w:b/>
+          <w:bCs/>
+        </w:rPr>
+        <w:t>🔐</w:t>
+      </w:r>
+      <w:r>
+        <w:rPr>
+          <w:b/>
+          <w:bCs/>
+        </w:rPr>
+        <w:t xml:space="preserve"> </w:t>
+      </w:r>
+      <w:r>
+        <w:rPr>
+          <w:rFonts w:hint="eastAsia"/>
+          <w:b/>
+          <w:bCs/>
+        </w:rPr>
+        <w:t>4</w:t>
+      </w:r>
+      <w:r>
+        <w:rPr>
+          <w:b/>
+          <w:bCs/>
+        </w:rPr>
+        <w:t xml:space="preserve">. </w:t>
+      </w:r>
+      <w:r>
+        <w:rPr>
+          <w:b/>
+          <w:bCs/>
+        </w:rPr>
+        <w:t>避免</w:t>
+      </w:r>
+      <w:r>
+        <w:rPr>
+          <w:b/>
+          <w:bCs/>
+        </w:rPr>
+        <w:t xml:space="preserve"> XSS</w:t>
+      </w:r>
+      <w:r>
+        <w:rPr>
+          <w:b/>
+          <w:bCs/>
+        </w:rPr>
+        <w:t>：不使用</w:t>
+      </w:r>
+      <w:r>
+        <w:rPr>
+          <w:b/>
+          <w:bCs/>
+        </w:rPr>
+        <w:t xml:space="preserve"> |safe </w:t>
+      </w:r>
+      <w:r>
+        <w:rPr>
+          <w:b/>
+          <w:bCs/>
+        </w:rPr>
+        <w:t>輸出</w:t>
+      </w:r>
+    </w:p>
+    <w:p>
+      <w:pPr>
+        <w:numPr>
+          <w:ilvl w:val="0"/>
+          <w:numId w:val="4"/>
+        </w:numPr>
+      </w:pPr>
+      <w:r>
+        <w:rPr>
+          <w:rFonts w:ascii="Segoe UI Emoji" w:hAnsi="Segoe UI Emoji" w:cs="Segoe UI Emoji"/>
         </w:rPr>
         <w:t>✅</w:t>
       </w:r>
@@ -360,8 +436,162 @@
         <w:t xml:space="preserve"> </w:t>
       </w:r>
       <w:r>
-        <w:t>避免資料庫爆炸或錯誤</w:t>
-      </w:r>
+        <w:t>即使有人輸入</w:t>
+      </w:r>
+      <w:r>
+        <w:t xml:space="preserve"> &lt;script&gt;...&lt;/script&gt;</w:t>
+      </w:r>
+      <w:r>
+        <w:t>，也只會當字串顯示，不會執行。</w:t>
+      </w:r>
+    </w:p>
+    <w:p>
+      <w:pPr>
+        <w:numPr>
+          <w:ilvl w:val="0"/>
+          <w:numId w:val="4"/>
+        </w:numPr>
+      </w:pPr>
+      <w:r>
+        <w:rPr>
+          <w:rFonts w:ascii="Segoe UI Emoji" w:hAnsi="Segoe UI Emoji" w:cs="Segoe UI Emoji"/>
+        </w:rPr>
+        <w:t>✅</w:t>
+      </w:r>
+      <w:r>
+        <w:t xml:space="preserve"> </w:t>
+      </w:r>
+      <w:r>
+        <w:t>成功阻擋</w:t>
+      </w:r>
+      <w:r>
+        <w:t xml:space="preserve"> XSS </w:t>
+      </w:r>
+      <w:r>
+        <w:t>攻擊（如：</w:t>
+      </w:r>
+      <w:r>
+        <w:t>JavaScript alert</w:t>
+      </w:r>
+      <w:r>
+        <w:t>、</w:t>
+      </w:r>
+      <w:r>
+        <w:t xml:space="preserve">DOM </w:t>
+      </w:r>
+      <w:r>
+        <w:t>修改等）。</w:t>
+      </w:r>
+    </w:p>
+    <w:p>
+      <w:pPr>
+        <w:rPr>
+          <w:b/>
+          <w:bCs/>
+        </w:rPr>
+      </w:pPr>
+      <w:r>
+        <w:rPr>
+          <w:rFonts w:ascii="Segoe UI Emoji" w:hAnsi="Segoe UI Emoji" w:cs="Segoe UI Emoji"/>
+          <w:b/>
+          <w:bCs/>
+        </w:rPr>
+        <w:t>🔐</w:t>
+      </w:r>
+      <w:r>
+        <w:rPr>
+          <w:b/>
+          <w:bCs/>
+        </w:rPr>
+        <w:t xml:space="preserve"> </w:t>
+      </w:r>
+      <w:r>
+        <w:rPr>
+          <w:rFonts w:hint="eastAsia"/>
+          <w:b/>
+          <w:bCs/>
+        </w:rPr>
+        <w:t>5</w:t>
+      </w:r>
+      <w:r>
+        <w:rPr>
+          <w:b/>
+          <w:bCs/>
+        </w:rPr>
+        <w:t xml:space="preserve">. </w:t>
+      </w:r>
+      <w:r>
+        <w:rPr>
+          <w:b/>
+          <w:bCs/>
+        </w:rPr>
+        <w:t>正常網址不自動執行、未自動變超連結</w:t>
+      </w:r>
+    </w:p>
+    <w:p>
+      <w:pPr>
+        <w:numPr>
+          <w:ilvl w:val="0"/>
+          <w:numId w:val="5"/>
+        </w:numPr>
+      </w:pPr>
+      <w:r>
+        <w:rPr>
+          <w:rFonts w:ascii="Segoe UI Emoji" w:hAnsi="Segoe UI Emoji" w:cs="Segoe UI Emoji"/>
+        </w:rPr>
+        <w:t>✅</w:t>
+      </w:r>
+      <w:r>
+        <w:t xml:space="preserve"> </w:t>
+      </w:r>
+      <w:r>
+        <w:t>若用戶輸入</w:t>
+      </w:r>
+      <w:r>
+        <w:t xml:space="preserve"> &lt;a href="javascript:..."&gt;</w:t>
+      </w:r>
+      <w:r>
+        <w:t>，會自動被轉義成純文字。</w:t>
+      </w:r>
+    </w:p>
+    <w:p>
+      <w:pPr>
+        <w:numPr>
+          <w:ilvl w:val="0"/>
+          <w:numId w:val="5"/>
+        </w:numPr>
+      </w:pPr>
+      <w:r>
+        <w:rPr>
+          <w:rFonts w:ascii="Segoe UI Emoji" w:hAnsi="Segoe UI Emoji" w:cs="Segoe UI Emoji"/>
+        </w:rPr>
+        <w:t>✅</w:t>
+      </w:r>
+      <w:r>
+        <w:t xml:space="preserve"> </w:t>
+      </w:r>
+      <w:r>
+        <w:t>可防止使用</w:t>
+      </w:r>
+      <w:r>
+        <w:t xml:space="preserve"> javascript: </w:t>
+      </w:r>
+      <w:r>
+        <w:t>或惡意</w:t>
+      </w:r>
+      <w:r>
+        <w:t xml:space="preserve"> onclick </w:t>
+      </w:r>
+      <w:r>
+        <w:t>行為造成前端攻擊。</w:t>
+      </w:r>
+    </w:p>
+    <w:p>
+      <w:pPr>
+        <w:rPr>
+          <w:rFonts w:hint="eastAsia"/>
+        </w:rPr>
+      </w:pPr>
     </w:p>
     <w:sectPr>
       <w:pgSz w:w="11906" w:h="16838"/>
@@ -426,6 +656,155 @@
 <file path=word/numbering.xml><?xml version="1.0" encoding="utf-8"?>
 <w:numbering xmlns:wpc="http://schemas.microsoft.com/office/word/2010/wordprocessingCanvas" xmlns:cx="http://schemas.microsoft.com/office/drawing/2014/chartex" xmlns:cx1="http://schemas.microsoft.com/office/drawing/2015/9/8/chartex" xmlns:cx2="http://schemas.microsoft.com/office/drawing/2015/10/21/chartex" xmlns:cx3="http://schemas.microsoft.com/office/drawing/2016/5/9/chartex" xmlns:cx4="http://schemas.microsoft.com/office/drawing/2016/5/10/chartex" xmlns:cx5="http://schemas.microsoft.com/office/drawing/2016/5/11/chartex" xmlns:cx6="http://schemas.microsoft.com/office/drawing/2016/5/12/chartex" xmlns:cx7="http://schemas.microsoft.com/office/drawing/2016/5/13/chartex" xmlns:cx8="http://schemas.microsoft.com/office/drawing/2016/5/14/chartex" xmlns:mc="http://schemas.openxmlformats.org/markup-compatibility/2006" xmlns:aink="http://schemas.microsoft.com/office/drawing/2016/ink" xmlns:am3d="http://schemas.microsoft.com/office/drawing/2017/model3d" xmlns:o="urn:schemas-microsoft-com:office:office" xmlns:oel="http://schemas.microsoft.com/office/2019/extlst" xmlns:r="http://schemas.openxmlformats.org/officeDocument/2006/relationships" xmlns:m="http://schemas.openxmlformats.org/officeDocument/2006/math" xmlns:v="urn:schemas-microsoft-com:vml" xmlns:wp14="http://schemas.microsoft.com/office/word/2010/wordprocessingDrawing" xmlns:wp="http://schemas.openxmlformats.org/drawingml/2006/wordprocessingDrawing" xmlns:w10="urn:schemas-microsoft-com:office:word" xmlns:w="http://schemas.openxmlformats.org/wordprocessingml/2006/main" xmlns:w14="http://schemas.microsoft.com/office/word/2010/wordml" xmlns:w15="http://schemas.microsoft.com/office/word/2012/wordml" xmlns:w16cex="http://schemas.microsoft.com/office/word/2018/wordml/cex" xmlns:w16cid="http://schemas.microsoft.com/office/word/2016/wordml/cid" xmlns:w16="http://schemas.microsoft.com/office/word/2018/wordml" xmlns:w16du="http://schemas.microsoft.com/office/word/2023/wordml/word16du" xmlns:w16sdtdh="http://schemas.microsoft.com/office/word/2020/wordml/sdtdatahash" xmlns:w16sdtfl="http://schemas.microsoft.com/office/word/2024/wordml/sdtformatlock" xmlns:w16se="http://schemas.microsoft.com/office/word/2015/wordml/symex" xmlns:wpg="http://schemas.microsoft.com/office/word/2010/wordprocessingGroup" xmlns:wpi="http://schemas.microsoft.com/office/word/2010/wordprocessingInk" xmlns:wne="http://schemas.microsoft.com/office/word/2006/wordml" xmlns:wps="http://schemas.microsoft.com/office/word/2010/wordprocessingShape" mc:Ignorable="w14 w15 w16se w16cid w16 w16cex w16sdtdh w16sdtfl w16du wp14">
   <w:abstractNum w:abstractNumId="0" w15:restartNumberingAfterBreak="0">
+    <w:nsid w:val="00461901"/>
+    <w:multiLevelType w:val="multilevel"/>
+    <w:tmpl w:val="C28AC268"/>
+    <w:lvl w:ilvl="0">
+      <w:start w:val="1"/>
+      <w:numFmt w:val="bullet"/>
+      <w:lvlText w:val=""/>
+      <w:lvlJc w:val="left"/>
+      <w:pPr>
+        <w:tabs>
+          <w:tab w:val="num" w:pos="720"/>
+        </w:tabs>
+        <w:ind w:left="720" w:hanging="360"/>
+      </w:pPr>
+      <w:rPr>
+        <w:rFonts w:ascii="Symbol" w:hAnsi="Symbol" w:hint="default"/>
+        <w:sz w:val="20"/>
+      </w:rPr>
+    </w:lvl>
+    <w:lvl w:ilvl="1" w:tentative="1">
+      <w:start w:val="1"/>
+      <w:numFmt w:val="bullet"/>
+      <w:lvlText w:val="o"/>
+      <w:lvlJc w:val="left"/>
+      <w:pPr>
+        <w:tabs>
+          <w:tab w:val="num" w:pos="1440"/>
+        </w:tabs>
+        <w:ind w:left="1440" w:hanging="360"/>
+      </w:pPr>
+      <w:rPr>
+        <w:rFonts w:ascii="Courier New" w:hAnsi="Courier New" w:hint="default"/>
+        <w:sz w:val="20"/>
+      </w:rPr>
+    </w:lvl>
+    <w:lvl w:ilvl="2" w:tentative="1">
+      <w:start w:val="1"/>
+      <w:numFmt w:val="bullet"/>
+      <w:lvlText w:val=""/>
+      <w:lvlJc w:val="left"/>
+      <w:pPr>
+        <w:tabs>
+          <w:tab w:val="num" w:pos="2160"/>
+        </w:tabs>
+        <w:ind w:left="2160" w:hanging="360"/>
+      </w:pPr>
+      <w:rPr>
+        <w:rFonts w:ascii="Wingdings" w:hAnsi="Wingdings" w:hint="default"/>
+        <w:sz w:val="20"/>
+      </w:rPr>
+    </w:lvl>
+    <w:lvl w:ilvl="3" w:tentative="1">
+      <w:start w:val="1"/>
+      <w:numFmt w:val="bullet"/>
+      <w:lvlText w:val=""/>
+      <w:lvlJc w:val="left"/>
+      <w:pPr>
+        <w:tabs>
+          <w:tab w:val="num" w:pos="2880"/>
+        </w:tabs>
+        <w:ind w:left="2880" w:hanging="360"/>
+      </w:pPr>
+      <w:rPr>
+        <w:rFonts w:ascii="Wingdings" w:hAnsi="Wingdings" w:hint="default"/>
+        <w:sz w:val="20"/>
+      </w:rPr>
+    </w:lvl>
+    <w:lvl w:ilvl="4" w:tentative="1">
+      <w:start w:val="1"/>
+      <w:numFmt w:val="bullet"/>
+      <w:lvlText w:val=""/>
+      <w:lvlJc w:val="left"/>
+      <w:pPr>
+        <w:tabs>
+          <w:tab w:val="num" w:pos="3600"/>
+        </w:tabs>
+        <w:ind w:left="3600" w:hanging="360"/>
+      </w:pPr>
+      <w:rPr>
+        <w:rFonts w:ascii="Wingdings" w:hAnsi="Wingdings" w:hint="default"/>
+        <w:sz w:val="20"/>
+      </w:rPr>
+    </w:lvl>
+    <w:lvl w:ilvl="5" w:tentative="1">
+      <w:start w:val="1"/>
+      <w:numFmt w:val="bullet"/>
+      <w:lvlText w:val=""/>
+      <w:lvlJc w:val="left"/>
+      <w:pPr>
+        <w:tabs>
+          <w:tab w:val="num" w:pos="4320"/>
+        </w:tabs>
+        <w:ind w:left="4320" w:hanging="360"/>
+      </w:pPr>
+      <w:rPr>
+        <w:rFonts w:ascii="Wingdings" w:hAnsi="Wingdings" w:hint="default"/>
+        <w:sz w:val="20"/>
+      </w:rPr>
+    </w:lvl>
+    <w:lvl w:ilvl="6" w:tentative="1">
+      <w:start w:val="1"/>
+      <w:numFmt w:val="bullet"/>
+      <w:lvlText w:val=""/>
+      <w:lvlJc w:val="left"/>
+      <w:pPr>
+        <w:tabs>
+          <w:tab w:val="num" w:pos="5040"/>
+        </w:tabs>
+        <w:ind w:left="5040" w:hanging="360"/>
+      </w:pPr>
+      <w:rPr>
+        <w:rFonts w:ascii="Wingdings" w:hAnsi="Wingdings" w:hint="default"/>
+        <w:sz w:val="20"/>
+      </w:rPr>
+    </w:lvl>
+    <w:lvl w:ilvl="7" w:tentative="1">
+      <w:start w:val="1"/>
+      <w:numFmt w:val="bullet"/>
+      <w:lvlText w:val=""/>
+      <w:lvlJc w:val="left"/>
+      <w:pPr>
+        <w:tabs>
+          <w:tab w:val="num" w:pos="5760"/>
+        </w:tabs>
+        <w:ind w:left="5760" w:hanging="360"/>
+      </w:pPr>
+      <w:rPr>
+        <w:rFonts w:ascii="Wingdings" w:hAnsi="Wingdings" w:hint="default"/>
+        <w:sz w:val="20"/>
+      </w:rPr>
+    </w:lvl>
+    <w:lvl w:ilvl="8" w:tentative="1">
+      <w:start w:val="1"/>
+      <w:numFmt w:val="bullet"/>
+      <w:lvlText w:val=""/>
+      <w:lvlJc w:val="left"/>
+      <w:pPr>
+        <w:tabs>
+          <w:tab w:val="num" w:pos="6480"/>
+        </w:tabs>
+        <w:ind w:left="6480" w:hanging="360"/>
+      </w:pPr>
+      <w:rPr>
+        <w:rFonts w:ascii="Wingdings" w:hAnsi="Wingdings" w:hint="default"/>
+        <w:sz w:val="20"/>
+      </w:rPr>
+    </w:lvl>
+  </w:abstractNum>
+  <w:abstractNum w:abstractNumId="1" w15:restartNumberingAfterBreak="0">
     <w:nsid w:val="44AB1B75"/>
     <w:multiLevelType w:val="multilevel"/>
     <w:tmpl w:val="2660A340"/>
@@ -574,7 +953,7 @@
       </w:rPr>
     </w:lvl>
   </w:abstractNum>
-  <w:abstractNum w:abstractNumId="1" w15:restartNumberingAfterBreak="0">
+  <w:abstractNum w:abstractNumId="2" w15:restartNumberingAfterBreak="0">
     <w:nsid w:val="46393667"/>
     <w:multiLevelType w:val="multilevel"/>
     <w:tmpl w:val="ABAECF6A"/>
@@ -723,7 +1102,156 @@
       </w:rPr>
     </w:lvl>
   </w:abstractNum>
-  <w:abstractNum w:abstractNumId="2" w15:restartNumberingAfterBreak="0">
+  <w:abstractNum w:abstractNumId="3" w15:restartNumberingAfterBreak="0">
+    <w:nsid w:val="6E5213CC"/>
+    <w:multiLevelType w:val="multilevel"/>
+    <w:tmpl w:val="4A62F66E"/>
+    <w:lvl w:ilvl="0">
+      <w:start w:val="1"/>
+      <w:numFmt w:val="bullet"/>
+      <w:lvlText w:val=""/>
+      <w:lvlJc w:val="left"/>
+      <w:pPr>
+        <w:tabs>
+          <w:tab w:val="num" w:pos="720"/>
+        </w:tabs>
+        <w:ind w:left="720" w:hanging="360"/>
+      </w:pPr>
+      <w:rPr>
+        <w:rFonts w:ascii="Symbol" w:hAnsi="Symbol" w:hint="default"/>
+        <w:sz w:val="20"/>
+      </w:rPr>
+    </w:lvl>
+    <w:lvl w:ilvl="1" w:tentative="1">
+      <w:start w:val="1"/>
+      <w:numFmt w:val="bullet"/>
+      <w:lvlText w:val="o"/>
+      <w:lvlJc w:val="left"/>
+      <w:pPr>
+        <w:tabs>
+          <w:tab w:val="num" w:pos="1440"/>
+        </w:tabs>
+        <w:ind w:left="1440" w:hanging="360"/>
+      </w:pPr>
+      <w:rPr>
+        <w:rFonts w:ascii="Courier New" w:hAnsi="Courier New" w:hint="default"/>
+        <w:sz w:val="20"/>
+      </w:rPr>
+    </w:lvl>
+    <w:lvl w:ilvl="2" w:tentative="1">
+      <w:start w:val="1"/>
+      <w:numFmt w:val="bullet"/>
+      <w:lvlText w:val=""/>
+      <w:lvlJc w:val="left"/>
+      <w:pPr>
+        <w:tabs>
+          <w:tab w:val="num" w:pos="2160"/>
+        </w:tabs>
+        <w:ind w:left="2160" w:hanging="360"/>
+      </w:pPr>
+      <w:rPr>
+        <w:rFonts w:ascii="Wingdings" w:hAnsi="Wingdings" w:hint="default"/>
+        <w:sz w:val="20"/>
+      </w:rPr>
+    </w:lvl>
+    <w:lvl w:ilvl="3" w:tentative="1">
+      <w:start w:val="1"/>
+      <w:numFmt w:val="bullet"/>
+      <w:lvlText w:val=""/>
+      <w:lvlJc w:val="left"/>
+      <w:pPr>
+        <w:tabs>
+          <w:tab w:val="num" w:pos="2880"/>
+        </w:tabs>
+        <w:ind w:left="2880" w:hanging="360"/>
+      </w:pPr>
+      <w:rPr>
+        <w:rFonts w:ascii="Wingdings" w:hAnsi="Wingdings" w:hint="default"/>
+        <w:sz w:val="20"/>
+      </w:rPr>
+    </w:lvl>
+    <w:lvl w:ilvl="4" w:tentative="1">
+      <w:start w:val="1"/>
+      <w:numFmt w:val="bullet"/>
+      <w:lvlText w:val=""/>
+      <w:lvlJc w:val="left"/>
+      <w:pPr>
+        <w:tabs>
+          <w:tab w:val="num" w:pos="3600"/>
+        </w:tabs>
+        <w:ind w:left="3600" w:hanging="360"/>
+      </w:pPr>
+      <w:rPr>
+        <w:rFonts w:ascii="Wingdings" w:hAnsi="Wingdings" w:hint="default"/>
+        <w:sz w:val="20"/>
+      </w:rPr>
+    </w:lvl>
+    <w:lvl w:ilvl="5" w:tentative="1">
+      <w:start w:val="1"/>
+      <w:numFmt w:val="bullet"/>
+      <w:lvlText w:val=""/>
+      <w:lvlJc w:val="left"/>
+      <w:pPr>
+        <w:tabs>
+          <w:tab w:val="num" w:pos="4320"/>
+        </w:tabs>
+        <w:ind w:left="4320" w:hanging="360"/>
+      </w:pPr>
+      <w:rPr>
+        <w:rFonts w:ascii="Wingdings" w:hAnsi="Wingdings" w:hint="default"/>
+        <w:sz w:val="20"/>
+      </w:rPr>
+    </w:lvl>
+    <w:lvl w:ilvl="6" w:tentative="1">
+      <w:start w:val="1"/>
+      <w:numFmt w:val="bullet"/>
+      <w:lvlText w:val=""/>
+      <w:lvlJc w:val="left"/>
+      <w:pPr>
+        <w:tabs>
+          <w:tab w:val="num" w:pos="5040"/>
+        </w:tabs>
+        <w:ind w:left="5040" w:hanging="360"/>
+      </w:pPr>
+      <w:rPr>
+        <w:rFonts w:ascii="Wingdings" w:hAnsi="Wingdings" w:hint="default"/>
+        <w:sz w:val="20"/>
+      </w:rPr>
+    </w:lvl>
+    <w:lvl w:ilvl="7" w:tentative="1">
+      <w:start w:val="1"/>
+      <w:numFmt w:val="bullet"/>
+      <w:lvlText w:val=""/>
+      <w:lvlJc w:val="left"/>
+      <w:pPr>
+        <w:tabs>
+          <w:tab w:val="num" w:pos="5760"/>
+        </w:tabs>
+        <w:ind w:left="5760" w:hanging="360"/>
+      </w:pPr>
+      <w:rPr>
+        <w:rFonts w:ascii="Wingdings" w:hAnsi="Wingdings" w:hint="default"/>
+        <w:sz w:val="20"/>
+      </w:rPr>
+    </w:lvl>
+    <w:lvl w:ilvl="8" w:tentative="1">
+      <w:start w:val="1"/>
+      <w:numFmt w:val="bullet"/>
+      <w:lvlText w:val=""/>
+      <w:lvlJc w:val="left"/>
+      <w:pPr>
+        <w:tabs>
+          <w:tab w:val="num" w:pos="6480"/>
+        </w:tabs>
+        <w:ind w:left="6480" w:hanging="360"/>
+      </w:pPr>
+      <w:rPr>
+        <w:rFonts w:ascii="Wingdings" w:hAnsi="Wingdings" w:hint="default"/>
+        <w:sz w:val="20"/>
+      </w:rPr>
+    </w:lvl>
+  </w:abstractNum>
+  <w:abstractNum w:abstractNumId="4" w15:restartNumberingAfterBreak="0">
     <w:nsid w:val="71B863A0"/>
     <w:multiLevelType w:val="multilevel"/>
     <w:tmpl w:val="9E34D24E"/>
@@ -873,13 +1401,19 @@
     </w:lvl>
   </w:abstractNum>
   <w:num w:numId="1" w16cid:durableId="787547009">
+    <w:abstractNumId w:val="1"/>
+  </w:num>
+  <w:num w:numId="2" w16cid:durableId="1668942446">
+    <w:abstractNumId w:val="2"/>
+  </w:num>
+  <w:num w:numId="3" w16cid:durableId="1031220738">
+    <w:abstractNumId w:val="4"/>
+  </w:num>
+  <w:num w:numId="4" w16cid:durableId="1699504424">
     <w:abstractNumId w:val="0"/>
   </w:num>
-  <w:num w:numId="2" w16cid:durableId="1668942446">
-    <w:abstractNumId w:val="1"/>
-  </w:num>
-  <w:num w:numId="3" w16cid:durableId="1031220738">
-    <w:abstractNumId w:val="2"/>
+  <w:num w:numId="5" w16cid:durableId="921182670">
+    <w:abstractNumId w:val="3"/>
   </w:num>
 </w:numbering>
 </file>

--- a/會議記錄/35防止sql注入攻擊設定.docx
+++ b/會議記錄/35防止sql注入攻擊設定.docx
@@ -348,7 +348,6 @@
     <w:p>
       <w:pPr>
         <w:rPr>
-          <w:rFonts w:hint="eastAsia"/>
           <w:b/>
           <w:bCs/>
         </w:rPr>
@@ -592,6 +591,47 @@
           <w:rFonts w:hint="eastAsia"/>
         </w:rPr>
       </w:pPr>
+      <w:r>
+        <w:br/>
+      </w:r>
+      <w:r>
+        <w:lastRenderedPageBreak/>
+        <w:drawing>
+          <wp:inline distT="0" distB="0" distL="0" distR="0" wp14:anchorId="1DA290BC" wp14:editId="41497CAA">
+            <wp:extent cx="5274310" cy="2321560"/>
+            <wp:effectExtent l="0" t="0" r="0" b="0"/>
+            <wp:docPr id="1595637763" name="圖片 1" descr="一張含有 文字, 螢幕擷取畫面, 字型, 文件 的圖片&#10;&#10;AI 產生的內容可能不正確。"/>
+            <wp:cNvGraphicFramePr>
+              <a:graphicFrameLocks xmlns:a="http://schemas.openxmlformats.org/drawingml/2006/main" noChangeAspect="1"/>
+            </wp:cNvGraphicFramePr>
+            <a:graphic xmlns:a="http://schemas.openxmlformats.org/drawingml/2006/main">
+              <a:graphicData uri="http://schemas.openxmlformats.org/drawingml/2006/picture">
+                <pic:pic xmlns:pic="http://schemas.openxmlformats.org/drawingml/2006/picture">
+                  <pic:nvPicPr>
+                    <pic:cNvPr id="1595637763" name="圖片 1" descr="一張含有 文字, 螢幕擷取畫面, 字型, 文件 的圖片&#10;&#10;AI 產生的內容可能不正確。"/>
+                    <pic:cNvPicPr/>
+                  </pic:nvPicPr>
+                  <pic:blipFill>
+                    <a:blip r:embed="rId7"/>
+                    <a:stretch>
+                      <a:fillRect/>
+                    </a:stretch>
+                  </pic:blipFill>
+                  <pic:spPr>
+                    <a:xfrm>
+                      <a:off x="0" y="0"/>
+                      <a:ext cx="5274310" cy="2321560"/>
+                    </a:xfrm>
+                    <a:prstGeom prst="rect">
+                      <a:avLst/>
+                    </a:prstGeom>
+                  </pic:spPr>
+                </pic:pic>
+              </a:graphicData>
+            </a:graphic>
+          </wp:inline>
+        </w:drawing>
+      </w:r>
     </w:p>
     <w:sectPr>
       <w:pgSz w:w="11906" w:h="16838"/>
@@ -2024,6 +2064,7 @@
   <w:style w:type="character" w:default="1" w:styleId="a0">
     <w:name w:val="Default Paragraph Font"/>
     <w:uiPriority w:val="1"/>
+    <w:semiHidden/>
     <w:unhideWhenUsed/>
   </w:style>
   <w:style w:type="table" w:default="1" w:styleId="a1">

--- a/會議記錄/35防止sql注入攻擊設定.docx
+++ b/會議記錄/35防止sql注入攻擊設定.docx
@@ -9,6 +9,21 @@
       <w:r>
         <w:br/>
       </w:r>
+      <w:r>
+        <w:t>(</w:t>
+      </w:r>
+      <w:r>
+        <w:rPr>
+          <w:rFonts w:hint="eastAsia"/>
+        </w:rPr>
+        <w:t>可以截圖程式碼之後特別強調資安的部分</w:t>
+      </w:r>
+      <w:r>
+        <w:t>)</w:t>
+      </w:r>
+      <w:r>
+        <w:br/>
+      </w:r>
     </w:p>
     <w:p>
       <w:pPr>
@@ -586,15 +601,13 @@
       </w:r>
     </w:p>
     <w:p>
-      <w:pPr>
-        <w:rPr>
-          <w:rFonts w:hint="eastAsia"/>
-        </w:rPr>
-      </w:pPr>
       <w:r>
         <w:br/>
       </w:r>
       <w:r>
+        <w:rPr>
+          <w:noProof/>
+        </w:rPr>
         <w:lastRenderedPageBreak/>
         <w:drawing>
           <wp:inline distT="0" distB="0" distL="0" distR="0" wp14:anchorId="1DA290BC" wp14:editId="41497CAA">
@@ -2064,7 +2077,6 @@
   <w:style w:type="character" w:default="1" w:styleId="a0">
     <w:name w:val="Default Paragraph Font"/>
     <w:uiPriority w:val="1"/>
-    <w:semiHidden/>
     <w:unhideWhenUsed/>
   </w:style>
   <w:style w:type="table" w:default="1" w:styleId="a1">
